--- a/docs/Інструкція адміністратора.docx
+++ b/docs/Інструкція адміністратора.docx
@@ -1172,7 +1172,20 @@
           <w:sz w:val="32"/>
           <w:szCs w:val="32"/>
         </w:rPr>
-        <w:t xml:space="preserve">Частина 6. Куди дивитись, якщо щось пішло не так</w:t>
+        <w:t xml:space="preserve">Частина 6. Відкат захисту (кнопка «Сервіс»)</w:t>
+      </w:r>
+    </w:p>
+    <w:p>
+      <w:pPr>
+        <w:spacing w:after="120"/>
+      </w:pPr>
+      <w:r>
+        <w:rPr>
+          <w:rFonts w:ascii="Calibri" w:cs="Calibri" w:eastAsia="Calibri" w:hAnsi="Calibri"/>
+          <w:sz w:val="22"/>
+          <w:szCs w:val="22"/>
+        </w:rPr>
+        <w:t xml:space="preserve">Коли частину захисту треба зняти (роль співробітника потребує флешки, тимчасові адмінправа для проєкту тощо), у програмі є кнопка «Сервіс» з двома діями:</w:t>
       </w:r>
     </w:p>
     <w:p>
@@ -1187,6 +1200,107 @@
       <w:r>
         <w:rPr>
           <w:rFonts w:ascii="Calibri" w:cs="Calibri" w:eastAsia="Calibri" w:hAnsi="Calibri"/>
+          <w:b/>
+          <w:bCs/>
+          <w:sz w:val="22"/>
+          <w:szCs w:val="22"/>
+        </w:rPr>
+        <w:t xml:space="preserve">Розблокувати USB-накопичувачі</w:t>
+      </w:r>
+      <w:r>
+        <w:rPr>
+          <w:rFonts w:ascii="Calibri" w:cs="Calibri" w:eastAsia="Calibri" w:hAnsi="Calibri"/>
+          <w:sz w:val="22"/>
+          <w:szCs w:val="22"/>
+        </w:rPr>
+        <w:t xml:space="preserve"> — вмикає драйвери назад і знімає політики; флешка запрацює після перепідключення.</w:t>
+      </w:r>
+    </w:p>
+    <w:p>
+      <w:pPr>
+        <w:pStyle w:val="ListParagraph"/>
+        <w:numPr>
+          <w:ilvl w:val="0"/>
+          <w:numId w:val="2"/>
+        </w:numPr>
+        <w:spacing w:after="60"/>
+      </w:pPr>
+      <w:r>
+        <w:rPr>
+          <w:rFonts w:ascii="Calibri" w:cs="Calibri" w:eastAsia="Calibri" w:hAnsi="Calibri"/>
+          <w:b/>
+          <w:bCs/>
+          <w:sz w:val="22"/>
+          <w:szCs w:val="22"/>
+        </w:rPr>
+        <w:t xml:space="preserve">Повернути права адміністратора користувачу</w:t>
+      </w:r>
+      <w:r>
+        <w:rPr>
+          <w:rFonts w:ascii="Calibri" w:cs="Calibri" w:eastAsia="Calibri" w:hAnsi="Calibri"/>
+          <w:sz w:val="22"/>
+          <w:szCs w:val="22"/>
+        </w:rPr>
+        <w:t xml:space="preserve"> — програма сама визначає користувача або питає ім'я.</w:t>
+      </w:r>
+    </w:p>
+    <w:p>
+      <w:pPr>
+        <w:spacing w:after="120"/>
+      </w:pPr>
+      <w:r>
+        <w:rPr>
+          <w:rFonts w:ascii="Calibri" w:cs="Calibri" w:eastAsia="Calibri" w:hAnsi="Calibri"/>
+          <w:i/>
+          <w:iCs/>
+          <w:color w:val="595959"/>
+          <w:sz w:val="22"/>
+          <w:szCs w:val="22"/>
+        </w:rPr>
+        <w:t xml:space="preserve">Запуск програми потребує прав адміністратора, яких у користувача після захисту немає — тож відкат доступний лише ІТ (свій обліковий запис або LAPS-пароль машини). Обидві дії пишуться в журнал.</w:t>
+      </w:r>
+    </w:p>
+    <w:p>
+      <w:pPr>
+        <w:spacing w:after="120"/>
+      </w:pPr>
+      <w:r>
+        <w:rPr>
+          <w:rFonts w:ascii="Calibri" w:cs="Calibri" w:eastAsia="Calibri" w:hAnsi="Calibri"/>
+          <w:sz w:val="22"/>
+          <w:szCs w:val="22"/>
+        </w:rPr>
+        <w:t xml:space="preserve">BitLocker, гібернація і BIOS-пароль кнопкою свідомо не відкочуються: вимкнення шифрування — рішення рівня політики безпеки, а не сервісна дія.</w:t>
+      </w:r>
+    </w:p>
+    <w:p>
+      <w:pPr>
+        <w:pStyle w:val="Heading1"/>
+        <w:spacing w:after="160" w:before="280"/>
+      </w:pPr>
+      <w:r>
+        <w:rPr>
+          <w:rFonts w:ascii="Calibri" w:cs="Calibri" w:eastAsia="Calibri" w:hAnsi="Calibri"/>
+          <w:b/>
+          <w:bCs/>
+          <w:sz w:val="32"/>
+          <w:szCs w:val="32"/>
+        </w:rPr>
+        <w:t xml:space="preserve">Частина 7. Куди дивитись, якщо щось пішло не так</w:t>
+      </w:r>
+    </w:p>
+    <w:p>
+      <w:pPr>
+        <w:pStyle w:val="ListParagraph"/>
+        <w:numPr>
+          <w:ilvl w:val="0"/>
+          <w:numId w:val="2"/>
+        </w:numPr>
+        <w:spacing w:after="60"/>
+      </w:pPr>
+      <w:r>
+        <w:rPr>
+          <w:rFonts w:ascii="Calibri" w:cs="Calibri" w:eastAsia="Calibri" w:hAnsi="Calibri"/>
           <w:sz w:val="22"/>
           <w:szCs w:val="22"/>
         </w:rPr>
@@ -1262,7 +1376,7 @@
           <w:sz w:val="22"/>
           <w:szCs w:val="22"/>
         </w:rPr>
-        <w:t xml:space="preserve">Відкат USB-блокування: Start=3 для служб USBSTOR і UASPStor + видалити гілку реєстру HKLM\SOFTWARE\Policies\Microsoft\Windows\RemovableStorageDevices.</w:t>
+        <w:t xml:space="preserve">Ручний відкат USB без програми (аварійно): Start=3 для служб USBSTOR і UASPStor + видалити гілку реєстру HKLM\SOFTWARE\Policies\Microsoft\Windows\RemovableStorageDevices.</w:t>
       </w:r>
     </w:p>
     <w:sectPr>
